--- a/docs/prezentare/disertatie_ppx_draft.docx
+++ b/docs/prezentare/disertatie_ppx_draft.docx
@@ -135,7 +135,7 @@
     <w:p>
       <w:r>
         <w:pict w14:anchorId="39B52860">
-          <v:rect id="_x0000_i1133" style="width:652.5pt;height:1.5pt" o:hrpct="0" o:hralign="center" o:hrstd="t" o:hr="t" fillcolor="#a0a0a0" stroked="f"/>
+          <v:rect id="_x0000_i1025" style="width:652.5pt;height:1.5pt" o:hrpct="0" o:hralign="center" o:hrstd="t" o:hr="t" fillcolor="#a0a0a0" stroked="f"/>
         </w:pict>
       </w:r>
     </w:p>
@@ -205,7 +205,7 @@
     <w:p>
       <w:r>
         <w:pict w14:anchorId="75DAD02D">
-          <v:rect id="_x0000_i1134" style="width:652.5pt;height:1.5pt" o:hrpct="0" o:hralign="center" o:hrstd="t" o:hr="t" fillcolor="#a0a0a0" stroked="f"/>
+          <v:rect id="_x0000_i1026" style="width:652.5pt;height:1.5pt" o:hrpct="0" o:hralign="center" o:hrstd="t" o:hr="t" fillcolor="#a0a0a0" stroked="f"/>
         </w:pict>
       </w:r>
     </w:p>
@@ -377,7 +377,7 @@
     <w:p>
       <w:r>
         <w:pict w14:anchorId="66713E5D">
-          <v:rect id="_x0000_i1135" style="width:652.5pt;height:1.5pt" o:hrpct="0" o:hralign="center" o:hrstd="t" o:hr="t" fillcolor="#a0a0a0" stroked="f"/>
+          <v:rect id="_x0000_i1027" style="width:652.5pt;height:1.5pt" o:hrpct="0" o:hralign="center" o:hrstd="t" o:hr="t" fillcolor="#a0a0a0" stroked="f"/>
         </w:pict>
       </w:r>
     </w:p>
@@ -471,7 +471,14 @@
     <w:p>
       <w:r>
         <w:pict w14:anchorId="217264E8">
-          <v:rect id="_x0000_i1136" style="width:652.5pt;height:1.5pt" o:hrpct="0" o:hralign="center" o:hrstd="t" o:hr="t" fillcolor="#a0a0a0" stroked="f"/>
+          <v:rect id="_x0000_i1028" style="width:652.5pt;height:1.5pt" o:hrpct="0" o:hralign="center" o:hrstd="t" o:hr="t" fillcolor="#a0a0a0" stroked="f"/>
+        </w:pict>
+      </w:r>
+    </w:p>
+    <w:p>
+      <w:r>
+        <w:pict w14:anchorId="3C95DA12">
+          <v:rect id="_x0000_i1029" style="width:652.5pt;height:1.5pt" o:hrpct="0" o:hralign="center" o:hrstd="t" o:hr="t" fillcolor="#a0a0a0" stroked="f"/>
         </w:pict>
       </w:r>
     </w:p>
@@ -487,7 +494,7 @@
           <w:b/>
           <w:bCs/>
         </w:rPr>
-        <w:t>Slide 4 (ZERO-KNOWLEDGE PROOF)</w:t>
+        <w:t>Slide 5 (SCHEMA SCHNORR)</w:t>
       </w:r>
     </w:p>
     <w:p>
@@ -499,89 +506,6 @@
         <w:t>Titlu:</w:t>
       </w:r>
       <w:r>
-        <w:t> ZERO-KNOWLEDGE PROOF</w:t>
-      </w:r>
-    </w:p>
-    <w:p>
-      <w:r>
-        <w:t>Bullet points:</w:t>
-      </w:r>
-    </w:p>
-    <w:p>
-      <w:pPr>
-        <w:numPr>
-          <w:ilvl w:val="0"/>
-          <w:numId w:val="4"/>
-        </w:numPr>
-      </w:pPr>
-      <w:r>
-        <w:t>Demonstrarea cunoașterii unui secret fără dezvăluirea informației</w:t>
-      </w:r>
-    </w:p>
-    <w:p>
-      <w:pPr>
-        <w:numPr>
-          <w:ilvl w:val="0"/>
-          <w:numId w:val="4"/>
-        </w:numPr>
-      </w:pPr>
-      <w:r>
-        <w:t>Parola nu este transmisă prin rețea, nici în clar, nici criptată</w:t>
-      </w:r>
-    </w:p>
-    <w:p>
-      <w:pPr>
-        <w:numPr>
-          <w:ilvl w:val="0"/>
-          <w:numId w:val="4"/>
-        </w:numPr>
-      </w:pPr>
-      <w:r>
-        <w:t>Rețeaua transportă exclusiv valori matematice efemere</w:t>
-      </w:r>
-    </w:p>
-    <w:p>
-      <w:pPr>
-        <w:numPr>
-          <w:ilvl w:val="0"/>
-          <w:numId w:val="4"/>
-        </w:numPr>
-      </w:pPr>
-      <w:r>
-        <w:t>Reziliență la interceptare, prevenirea replay, atenuarea breșelor de date</w:t>
-      </w:r>
-    </w:p>
-    <w:p>
-      <w:r>
-        <w:pict w14:anchorId="3C95DA12">
-          <v:rect id="_x0000_i1137" style="width:652.5pt;height:1.5pt" o:hrpct="0" o:hralign="center" o:hrstd="t" o:hr="t" fillcolor="#a0a0a0" stroked="f"/>
-        </w:pict>
-      </w:r>
-    </w:p>
-    <w:p>
-      <w:pPr>
-        <w:rPr>
-          <w:b/>
-          <w:bCs/>
-        </w:rPr>
-      </w:pPr>
-      <w:r>
-        <w:rPr>
-          <w:b/>
-          <w:bCs/>
-        </w:rPr>
-        <w:t>Slide 5 (SCHEMA SCHNORR)</w:t>
-      </w:r>
-    </w:p>
-    <w:p>
-      <w:r>
-        <w:rPr>
-          <w:b/>
-          <w:bCs/>
-        </w:rPr>
-        <w:t>Titlu:</w:t>
-      </w:r>
-      <w:r>
         <w:t> SCHEMA SCHNORR</w:t>
       </w:r>
     </w:p>
@@ -674,7 +598,6 @@
           <w:b/>
           <w:bCs/>
         </w:rPr>
-        <w:lastRenderedPageBreak/>
         <w:t>Verificare:</w:t>
       </w:r>
       <w:r>
@@ -693,101 +616,14 @@
     <w:p>
       <w:r>
         <w:pict w14:anchorId="5BDBAA72">
-          <v:rect id="_x0000_i1138" style="width:652.5pt;height:1.5pt" o:hrpct="0" o:hralign="center" o:hrstd="t" o:hr="t" fillcolor="#a0a0a0" stroked="f"/>
+          <v:rect id="_x0000_i1030" style="width:652.5pt;height:1.5pt" o:hrpct="0" o:hralign="center" o:hrstd="t" o:hr="t" fillcolor="#a0a0a0" stroked="f"/>
         </w:pict>
       </w:r>
     </w:p>
     <w:p>
-      <w:pPr>
-        <w:rPr>
-          <w:b/>
-          <w:bCs/>
-        </w:rPr>
-      </w:pPr>
-      <w:r>
-        <w:rPr>
-          <w:b/>
-          <w:bCs/>
-        </w:rPr>
-        <w:t>Slide 6 (MAPAREA SCHNORR PESTE OAUTH 2.0)</w:t>
-      </w:r>
-    </w:p>
-    <w:p>
-      <w:r>
-        <w:rPr>
-          <w:b/>
-          <w:bCs/>
-        </w:rPr>
-        <w:t>Titlu:</w:t>
-      </w:r>
-      <w:r>
-        <w:t> MAPAREA SCHNORR PESTE OAUTH 2.0</w:t>
-      </w:r>
-    </w:p>
-    <w:p>
-      <w:r>
-        <w:t>Bullet points (ideal cu diagramă de mapare):</w:t>
-      </w:r>
-    </w:p>
-    <w:p>
-      <w:pPr>
-        <w:numPr>
-          <w:ilvl w:val="0"/>
-          <w:numId w:val="6"/>
-        </w:numPr>
-      </w:pPr>
-      <w:r>
-        <w:t>Angajament → Inițiere cerere de acces</w:t>
-      </w:r>
-    </w:p>
-    <w:p>
-      <w:pPr>
-        <w:numPr>
-          <w:ilvl w:val="0"/>
-          <w:numId w:val="6"/>
-        </w:numPr>
-      </w:pPr>
-      <w:r>
-        <w:t>Provocare → Nonce de sesiune</w:t>
-      </w:r>
-    </w:p>
-    <w:p>
-      <w:pPr>
-        <w:numPr>
-          <w:ilvl w:val="0"/>
-          <w:numId w:val="6"/>
-        </w:numPr>
-      </w:pPr>
-      <w:r>
-        <w:t>Răspuns matematic → Înlocuiește client_secret</w:t>
-      </w:r>
-    </w:p>
-    <w:p>
-      <w:pPr>
-        <w:numPr>
-          <w:ilvl w:val="0"/>
-          <w:numId w:val="6"/>
-        </w:numPr>
-      </w:pPr>
-      <w:r>
-        <w:t>Finalizare → Emitere jeton JWT</w:t>
-      </w:r>
-    </w:p>
-    <w:p>
-      <w:pPr>
-        <w:numPr>
-          <w:ilvl w:val="0"/>
-          <w:numId w:val="6"/>
-        </w:numPr>
-      </w:pPr>
-      <w:r>
-        <w:t>Diferența: niciun material secret nu traversează rețeaua</w:t>
-      </w:r>
-    </w:p>
-    <w:p>
       <w:r>
         <w:pict w14:anchorId="1526C350">
-          <v:rect id="_x0000_i1139" style="width:652.5pt;height:1.5pt" o:hrpct="0" o:hralign="center" o:hrstd="t" o:hr="t" fillcolor="#a0a0a0" stroked="f"/>
+          <v:rect id="_x0000_i1031" style="width:652.5pt;height:1.5pt" o:hrpct="0" o:hralign="center" o:hrstd="t" o:hr="t" fillcolor="#a0a0a0" stroked="f"/>
         </w:pict>
       </w:r>
     </w:p>
@@ -876,6 +712,7 @@
                 <w:b/>
                 <w:bCs/>
               </w:rPr>
+              <w:lastRenderedPageBreak/>
               <w:t>Python (Flask)</w:t>
             </w:r>
           </w:p>
@@ -1097,7 +934,7 @@
     <w:p>
       <w:r>
         <w:pict w14:anchorId="0B1F9D1F">
-          <v:rect id="_x0000_i1140" style="width:652.5pt;height:1.5pt" o:hrpct="0" o:hralign="center" o:hrstd="t" o:hr="t" fillcolor="#a0a0a0" stroked="f"/>
+          <v:rect id="_x0000_i1032" style="width:652.5pt;height:1.5pt" o:hrpct="0" o:hralign="center" o:hrstd="t" o:hr="t" fillcolor="#a0a0a0" stroked="f"/>
         </w:pict>
       </w:r>
     </w:p>
@@ -1210,7 +1047,7 @@
     <w:p>
       <w:r>
         <w:pict w14:anchorId="56DB658F">
-          <v:rect id="_x0000_i1141" style="width:652.5pt;height:1.5pt" o:hrpct="0" o:hralign="center" o:hrstd="t" o:hr="t" fillcolor="#a0a0a0" stroked="f"/>
+          <v:rect id="_x0000_i1033" style="width:652.5pt;height:1.5pt" o:hrpct="0" o:hralign="center" o:hrstd="t" o:hr="t" fillcolor="#a0a0a0" stroked="f"/>
         </w:pict>
       </w:r>
     </w:p>
@@ -1226,7 +1063,6 @@
           <w:b/>
           <w:bCs/>
         </w:rPr>
-        <w:lastRenderedPageBreak/>
         <w:t>Slide 9 (FLUXUL DE ÎNREGISTRARE)</w:t>
       </w:r>
     </w:p>
@@ -1305,7 +1141,7 @@
     <w:p>
       <w:r>
         <w:pict w14:anchorId="39D3FABD">
-          <v:rect id="_x0000_i1142" style="width:652.5pt;height:1.5pt" o:hrpct="0" o:hralign="center" o:hrstd="t" o:hr="t" fillcolor="#a0a0a0" stroked="f"/>
+          <v:rect id="_x0000_i1034" style="width:652.5pt;height:1.5pt" o:hrpct="0" o:hralign="center" o:hrstd="t" o:hr="t" fillcolor="#a0a0a0" stroked="f"/>
         </w:pict>
       </w:r>
     </w:p>
@@ -1371,6 +1207,7 @@
         </w:numPr>
       </w:pPr>
       <w:r>
+        <w:lastRenderedPageBreak/>
         <w:t>Client: recalculează x din parolă, calculează s = (r + c * x) mod Q → Server</w:t>
       </w:r>
     </w:p>
@@ -1388,7 +1225,7 @@
     <w:p>
       <w:r>
         <w:pict w14:anchorId="1446EBB2">
-          <v:rect id="_x0000_i1143" style="width:652.5pt;height:1.5pt" o:hrpct="0" o:hralign="center" o:hrstd="t" o:hr="t" fillcolor="#a0a0a0" stroked="f"/>
+          <v:rect id="_x0000_i1035" style="width:652.5pt;height:1.5pt" o:hrpct="0" o:hralign="center" o:hrstd="t" o:hr="t" fillcolor="#a0a0a0" stroked="f"/>
         </w:pict>
       </w:r>
     </w:p>
@@ -1482,7 +1319,7 @@
     <w:p>
       <w:r>
         <w:pict w14:anchorId="7FCCC6A1">
-          <v:rect id="_x0000_i1144" style="width:652.5pt;height:1.5pt" o:hrpct="0" o:hralign="center" o:hrstd="t" o:hr="t" fillcolor="#a0a0a0" stroked="f"/>
+          <v:rect id="_x0000_i1036" style="width:652.5pt;height:1.5pt" o:hrpct="0" o:hralign="center" o:hrstd="t" o:hr="t" fillcolor="#a0a0a0" stroked="f"/>
         </w:pict>
       </w:r>
     </w:p>
@@ -1526,7 +1363,6 @@
         </w:numPr>
       </w:pPr>
       <w:r>
-        <w:lastRenderedPageBreak/>
         <w:t>Suite pytest: 48 teste, 100% rata de succes</w:t>
       </w:r>
     </w:p>
@@ -1537,10 +1373,12 @@
           <w:numId w:val="11"/>
         </w:numPr>
       </w:pPr>
+      <w:bookmarkStart w:id="0" w:name="_Hlk232267540"/>
       <w:r>
         <w:t>5 pozitive, 5 negative, 30 cazuri limită, 8 teste de securitate</w:t>
       </w:r>
     </w:p>
+    <w:bookmarkEnd w:id="0"/>
     <w:p>
       <w:pPr>
         <w:numPr>
@@ -1566,7 +1404,7 @@
     <w:p>
       <w:r>
         <w:pict w14:anchorId="6DED0CD1">
-          <v:rect id="_x0000_i1145" style="width:652.5pt;height:1.5pt" o:hrpct="0" o:hralign="center" o:hrstd="t" o:hr="t" fillcolor="#a0a0a0" stroked="f"/>
+          <v:rect id="_x0000_i1037" style="width:652.5pt;height:1.5pt" o:hrpct="0" o:hralign="center" o:hrstd="t" o:hr="t" fillcolor="#a0a0a0" stroked="f"/>
         </w:pict>
       </w:r>
     </w:p>
@@ -2077,6 +1915,7 @@
           </w:tcPr>
           <w:p>
             <w:r>
+              <w:lastRenderedPageBreak/>
               <w:t>OAuth2 Simple</w:t>
             </w:r>
           </w:p>
@@ -2772,7 +2611,7 @@
     <w:p>
       <w:r>
         <w:pict w14:anchorId="3A11915B">
-          <v:rect id="_x0000_i1146" style="width:652.5pt;height:1.5pt" o:hrpct="0" o:hralign="center" o:hrstd="t" o:hr="t" fillcolor="#a0a0a0" stroked="f"/>
+          <v:rect id="_x0000_i1038" style="width:652.5pt;height:1.5pt" o:hrpct="0" o:hralign="center" o:hrstd="t" o:hr="t" fillcolor="#a0a0a0" stroked="f"/>
         </w:pict>
       </w:r>
     </w:p>
@@ -2843,9 +2682,8 @@
     </w:p>
     <w:p>
       <w:r>
-        <w:lastRenderedPageBreak/>
         <w:pict w14:anchorId="4F022B65">
-          <v:rect id="_x0000_i1147" style="width:652.5pt;height:1.5pt" o:hrpct="0" o:hralign="center" o:hrstd="t" o:hr="t" fillcolor="#a0a0a0" stroked="f"/>
+          <v:rect id="_x0000_i1039" style="width:652.5pt;height:1.5pt" o:hrpct="0" o:hralign="center" o:hrstd="t" o:hr="t" fillcolor="#a0a0a0" stroked="f"/>
         </w:pict>
       </w:r>
     </w:p>
@@ -3270,6 +3108,7 @@
           </w:tcPr>
           <w:p>
             <w:r>
+              <w:lastRenderedPageBreak/>
               <w:t>Schnorr-EC</w:t>
             </w:r>
           </w:p>
@@ -4135,7 +3974,7 @@
     <w:p>
       <w:r>
         <w:pict w14:anchorId="2147ABA4">
-          <v:rect id="_x0000_i1148" style="width:652.5pt;height:1.5pt" o:hrpct="0" o:hralign="center" o:hrstd="t" o:hr="t" fillcolor="#a0a0a0" stroked="f"/>
+          <v:rect id="_x0000_i1040" style="width:652.5pt;height:1.5pt" o:hrpct="0" o:hralign="center" o:hrstd="t" o:hr="t" fillcolor="#a0a0a0" stroked="f"/>
         </w:pict>
       </w:r>
     </w:p>
@@ -4190,7 +4029,6 @@
         </w:numPr>
       </w:pPr>
       <w:r>
-        <w:lastRenderedPageBreak/>
         <w:t>Compatibilitate cu ecosistemul OAuth 2.0</w:t>
       </w:r>
     </w:p>
@@ -4244,7 +4082,7 @@
     <w:p>
       <w:r>
         <w:pict w14:anchorId="55908646">
-          <v:rect id="_x0000_i1149" style="width:652.5pt;height:1.5pt" o:hrpct="0" o:hralign="center" o:hrstd="t" o:hr="t" fillcolor="#a0a0a0" stroked="f"/>
+          <v:rect id="_x0000_i1041" style="width:652.5pt;height:1.5pt" o:hrpct="0" o:hralign="center" o:hrstd="t" o:hr="t" fillcolor="#a0a0a0" stroked="f"/>
         </w:pict>
       </w:r>
     </w:p>
@@ -4277,13 +4115,14 @@
     </w:p>
     <w:p>
       <w:r>
+        <w:lastRenderedPageBreak/>
         <w:t>3-5 referințe cheie, formatate conform template-ului</w:t>
       </w:r>
     </w:p>
     <w:p>
       <w:r>
         <w:pict w14:anchorId="247C0126">
-          <v:rect id="_x0000_i1150" style="width:652.5pt;height:1.5pt" o:hrpct="0" o:hralign="center" o:hrstd="t" o:hr="t" fillcolor="#a0a0a0" stroked="f"/>
+          <v:rect id="_x0000_i1042" style="width:652.5pt;height:1.5pt" o:hrpct="0" o:hralign="center" o:hrstd="t" o:hr="t" fillcolor="#a0a0a0" stroked="f"/>
         </w:pict>
       </w:r>
     </w:p>
@@ -7331,6 +7170,7 @@
   <w:style w:type="character" w:default="1" w:styleId="DefaultParagraphFont">
     <w:name w:val="Default Paragraph Font"/>
     <w:uiPriority w:val="1"/>
+    <w:semiHidden/>
     <w:unhideWhenUsed/>
   </w:style>
   <w:style w:type="table" w:default="1" w:styleId="TableNormal">
